--- a/Lenguaje/Negative.docx
+++ b/Lenguaje/Negative.docx
@@ -13,7 +13,6 @@
     <w:p>
       <w:pPr>
         <w:rPr>
-          <w:rFonts w:hint="eastAsia"/>
           <w:lang w:val="en-GB"/>
         </w:rPr>
       </w:pPr>
@@ -53,13 +52,13 @@
     <w:p>
       <w:pPr>
         <w:rPr>
-          <w:lang w:val="es-ES"/>
+          <w:lang w:val="en-GB"/>
         </w:rPr>
       </w:pPr>
       <w:r>
         <w:rPr>
           <w:rFonts w:hint="eastAsia"/>
-          <w:lang w:val="es-ES"/>
+          <w:lang w:val="en-GB"/>
         </w:rPr>
         <w:t>No</w:t>
       </w:r>
@@ -67,86 +66,104 @@
     <w:p>
       <w:pPr>
         <w:rPr>
+          <w:lang w:val="en-GB"/>
+        </w:rPr>
+      </w:pPr>
+      <w:r>
+        <w:rPr>
+          <w:rFonts w:hint="eastAsia"/>
+          <w:lang w:val="en-GB"/>
+        </w:rPr>
+        <w:t xml:space="preserve">Jo no </w:t>
+      </w:r>
+      <w:proofErr w:type="spellStart"/>
+      <w:r>
+        <w:rPr>
+          <w:rFonts w:hint="eastAsia"/>
+          <w:lang w:val="en-GB"/>
+        </w:rPr>
+        <w:t>schreib</w:t>
+      </w:r>
+      <w:r>
+        <w:rPr>
+          <w:rFonts w:hint="eastAsia"/>
+          <w:lang w:val="en-GB"/>
+        </w:rPr>
+        <w:t>e</w:t>
+      </w:r>
+      <w:proofErr w:type="spellEnd"/>
+      <w:r>
+        <w:rPr>
+          <w:rFonts w:hint="eastAsia"/>
+          <w:lang w:val="en-GB"/>
+        </w:rPr>
+        <w:t xml:space="preserve"> </w:t>
+      </w:r>
+      <w:r>
+        <w:rPr>
+          <w:rFonts w:hint="eastAsia"/>
+          <w:lang w:val="en-GB"/>
+        </w:rPr>
+        <w:t xml:space="preserve">die </w:t>
+      </w:r>
+      <w:r>
+        <w:rPr>
+          <w:lang w:val="en-GB"/>
+        </w:rPr>
+        <w:t>li</w:t>
+      </w:r>
+      <w:r>
+        <w:rPr>
+          <w:rFonts w:hint="eastAsia"/>
+          <w:lang w:val="en-GB"/>
+        </w:rPr>
+        <w:t>v</w:t>
+      </w:r>
+      <w:r>
+        <w:rPr>
+          <w:lang w:val="en-GB"/>
+        </w:rPr>
+        <w:t>re</w:t>
+      </w:r>
+      <w:r>
+        <w:rPr>
+          <w:rFonts w:hint="eastAsia"/>
+          <w:lang w:val="en-GB"/>
+        </w:rPr>
+        <w:t xml:space="preserve">. </w:t>
+      </w:r>
+      <w:r>
+        <w:rPr>
+          <w:rFonts w:hint="eastAsia"/>
           <w:lang w:val="es-ES"/>
         </w:rPr>
-      </w:pPr>
+        <w:t>在动词前</w:t>
+      </w:r>
+      <w:r>
+        <w:rPr>
+          <w:rFonts w:hint="eastAsia"/>
+          <w:lang w:val="en-GB"/>
+        </w:rPr>
+        <w:t>，</w:t>
+      </w:r>
       <w:r>
         <w:rPr>
           <w:rFonts w:hint="eastAsia"/>
           <w:lang w:val="es-ES"/>
         </w:rPr>
-        <w:t xml:space="preserve">Jo no </w:t>
-      </w:r>
-      <w:proofErr w:type="spellStart"/>
-      <w:r>
-        <w:rPr>
-          <w:rFonts w:hint="eastAsia"/>
-          <w:lang w:val="es-ES"/>
-        </w:rPr>
-        <w:t>schreib</w:t>
-      </w:r>
-      <w:r>
-        <w:rPr>
-          <w:rFonts w:hint="eastAsia"/>
-          <w:lang w:val="es-ES"/>
-        </w:rPr>
-        <w:t>e</w:t>
-      </w:r>
-      <w:proofErr w:type="spellEnd"/>
-      <w:r>
-        <w:rPr>
-          <w:rFonts w:hint="eastAsia"/>
-          <w:lang w:val="es-ES"/>
-        </w:rPr>
-        <w:t xml:space="preserve"> </w:t>
-      </w:r>
-      <w:r>
-        <w:rPr>
-          <w:rFonts w:hint="eastAsia"/>
-          <w:lang w:val="es-ES"/>
-        </w:rPr>
-        <w:t xml:space="preserve">die </w:t>
-      </w:r>
-      <w:proofErr w:type="spellStart"/>
-      <w:r>
-        <w:rPr>
-          <w:lang w:val="es-ES"/>
-        </w:rPr>
-        <w:t>li</w:t>
-      </w:r>
-      <w:r>
-        <w:rPr>
-          <w:rFonts w:hint="eastAsia"/>
-          <w:lang w:val="es-ES"/>
-        </w:rPr>
-        <w:t>v</w:t>
-      </w:r>
-      <w:r>
-        <w:rPr>
-          <w:lang w:val="es-ES"/>
-        </w:rPr>
-        <w:t>re</w:t>
-      </w:r>
-      <w:proofErr w:type="spellEnd"/>
-      <w:r>
-        <w:rPr>
-          <w:rFonts w:hint="eastAsia"/>
-          <w:lang w:val="es-ES"/>
-        </w:rPr>
-        <w:t>. 在动词前，表示否定</w:t>
+        <w:t>表示否定</w:t>
       </w:r>
     </w:p>
     <w:p>
       <w:pPr>
         <w:rPr>
-          <w:rFonts w:hint="eastAsia"/>
-          <w:lang w:val="es-ES"/>
+          <w:lang w:val="en-GB"/>
         </w:rPr>
       </w:pPr>
       <w:r>
         <w:rPr>
           <w:rFonts w:hint="eastAsia"/>
-          <w:lang w:val="es-ES"/>
+          <w:lang w:val="en-GB"/>
         </w:rPr>
         <w:t xml:space="preserve">Jo no </w:t>
       </w:r>
@@ -154,15 +171,22 @@
       <w:r>
         <w:rPr>
           <w:rFonts w:hint="eastAsia"/>
-          <w:lang w:val="es-ES"/>
-        </w:rPr>
-        <w:t>have</w:t>
+          <w:lang w:val="en-GB"/>
+        </w:rPr>
+        <w:t>hav</w:t>
       </w:r>
       <w:proofErr w:type="spellEnd"/>
       <w:r>
         <w:rPr>
           <w:rFonts w:hint="eastAsia"/>
-          <w:lang w:val="es-ES"/>
+          <w:lang w:val="en-GB"/>
+        </w:rPr>
+        <w:t>é</w:t>
+      </w:r>
+      <w:r>
+        <w:rPr>
+          <w:rFonts w:hint="eastAsia"/>
+          <w:lang w:val="en-GB"/>
         </w:rPr>
         <w:t xml:space="preserve"> </w:t>
       </w:r>
@@ -170,7 +194,7 @@
       <w:r>
         <w:rPr>
           <w:rFonts w:hint="eastAsia"/>
-          <w:lang w:val="es-ES"/>
+          <w:lang w:val="en-GB"/>
         </w:rPr>
         <w:t>deud</w:t>
       </w:r>
@@ -178,31 +202,22 @@
       <w:r>
         <w:rPr>
           <w:rFonts w:hint="eastAsia"/>
-          <w:lang w:val="es-ES"/>
+          <w:lang w:val="en-GB"/>
         </w:rPr>
         <w:t xml:space="preserve"> </w:t>
       </w:r>
-      <w:proofErr w:type="spellStart"/>
-      <w:r>
-        <w:rPr>
-          <w:lang w:val="es-ES"/>
+      <w:r>
+        <w:rPr>
+          <w:lang w:val="en-GB"/>
         </w:rPr>
         <w:t>li</w:t>
       </w:r>
       <w:r>
         <w:rPr>
           <w:rFonts w:hint="eastAsia"/>
-          <w:lang w:val="es-ES"/>
-        </w:rPr>
-        <w:t>vre</w:t>
-      </w:r>
-      <w:proofErr w:type="spellEnd"/>
-      <w:r>
-        <w:rPr>
-          <w:rFonts w:hint="eastAsia"/>
-          <w:lang w:val="es-ES"/>
-        </w:rPr>
-        <w:t xml:space="preserve">. </w:t>
+          <w:lang w:val="en-GB"/>
+        </w:rPr>
+        <w:t xml:space="preserve">vre. </w:t>
       </w:r>
     </w:p>
     <w:sectPr>
